--- a/EXPORTS/DOCX/published/niveau3/English/EMArtis.docx
+++ b/EXPORTS/DOCX/published/niveau3/English/EMArtis.docx
@@ -626,7 +626,7 @@
           <w:sz w:val="24"/>
           <w:u w:val="single"/>
         </w:rPr>
-        <w:hyperlink r:id="rId11" w:history="1">
+        <w:hyperlink r:id="rId10" w:history="1">
           <w:r>
             <w:rPr>
               <w:rStyle w:val="Hyperlink"/>
@@ -1760,7 +1760,25 @@
           <w:color w:val="000000"/>
           <w:sz w:val="24"/>
         </w:rPr>
-        <w:t>are held at the Amsterda</w:t>
+        <w:t>are held at the A</w:t>
+      </w:r>
+      <w:r>
+        <w:rPr>
+          <w:u w:val="single" w:color="0000ff"/>
+          <w:rFonts w:ascii="Charis SIL Regular" w:hAnsi="Charis SIL Regular" w:eastAsia="Charis SIL Regular"/>
+          <w:b w:val="0"/>
+          <w:i w:val="0"/>
+          <w:color w:val="000000"/>
+          <w:sz w:val="24"/>
+        </w:rPr>
+        <w:hyperlink r:id="rId15" w:history="1">
+          <w:r>
+            <w:rPr>
+              <w:rStyle w:val="Hyperlink"/>
+            </w:rPr>
+            <w:t>msterda</w:t>
+          </w:r>
+        </w:hyperlink>
       </w:r>
       <w:r>
         <w:rPr>
@@ -3555,7 +3573,7 @@
           <w:sz w:val="24"/>
           <w:u w:val="single"/>
         </w:rPr>
-        <w:hyperlink r:id="rId20" w:history="1">
+        <w:hyperlink r:id="rId19" w:history="1">
           <w:r>
             <w:rPr>
               <w:rStyle w:val="Hyperlink"/>
@@ -3584,7 +3602,7 @@
           <w:sz w:val="24"/>
           <w:u w:val="single"/>
         </w:rPr>
-        <w:hyperlink r:id="rId20" w:history="1">
+        <w:hyperlink r:id="rId19" w:history="1">
           <w:r>
             <w:rPr>
               <w:rStyle w:val="Hyperlink"/>
@@ -3601,7 +3619,14 @@
           <w:color w:val="000000"/>
           <w:sz w:val="24"/>
         </w:rPr>
-        <w:t xml:space="preserve">, </w:t>
+        <w:hyperlink r:id="rId19" w:history="1">
+          <w:r>
+            <w:rPr>
+              <w:rStyle w:val="Hyperlink"/>
+            </w:rPr>
+            <w:t xml:space="preserve">, </w:t>
+          </w:r>
+        </w:hyperlink>
       </w:r>
       <w:r>
         <w:rPr>
@@ -3612,7 +3637,7 @@
           <w:sz w:val="24"/>
           <w:u w:val="single"/>
         </w:rPr>
-        <w:hyperlink r:id="rId21" w:history="1">
+        <w:hyperlink r:id="rId19" w:history="1">
           <w:r>
             <w:rPr>
               <w:rStyle w:val="Hyperlink"/>
@@ -3641,7 +3666,7 @@
           <w:sz w:val="24"/>
           <w:u w:val="single"/>
         </w:rPr>
-        <w:hyperlink r:id="rId21" w:history="1">
+        <w:hyperlink r:id="rId19" w:history="1">
           <w:r>
             <w:rPr>
               <w:rStyle w:val="Hyperlink"/>
@@ -3759,7 +3784,7 @@
           <w:sz w:val="24"/>
           <w:u w:val="single"/>
         </w:rPr>
-        <w:hyperlink r:id="rId22" w:history="1">
+        <w:hyperlink r:id="rId21" w:history="1">
           <w:r>
             <w:rPr>
               <w:rStyle w:val="Hyperlink"/>
@@ -3777,7 +3802,7 @@
           <w:sz w:val="24"/>
           <w:u w:val="single"/>
         </w:rPr>
-        <w:hyperlink r:id="rId22" w:history="1">
+        <w:hyperlink r:id="rId21" w:history="1">
           <w:r>
             <w:rPr>
               <w:rStyle w:val="Hyperlink"/>
@@ -3795,7 +3820,7 @@
           <w:sz w:val="24"/>
           <w:u w:val="single"/>
         </w:rPr>
-        <w:hyperlink r:id="rId22" w:history="1">
+        <w:hyperlink r:id="rId21" w:history="1">
           <w:r>
             <w:rPr>
               <w:rStyle w:val="Hyperlink"/>
@@ -3813,7 +3838,7 @@
           <w:sz w:val="24"/>
           <w:u w:val="single"/>
         </w:rPr>
-        <w:hyperlink r:id="rId22" w:history="1">
+        <w:hyperlink r:id="rId21" w:history="1">
           <w:r>
             <w:rPr>
               <w:rStyle w:val="Hyperlink"/>
@@ -3859,7 +3884,7 @@
           <w:sz w:val="24"/>
           <w:u w:val="single"/>
         </w:rPr>
-        <w:hyperlink r:id="rId22" w:history="1">
+        <w:hyperlink r:id="rId21" w:history="1">
           <w:r>
             <w:rPr>
               <w:rStyle w:val="Hyperlink"/>
@@ -3888,7 +3913,7 @@
           <w:sz w:val="24"/>
           <w:u w:val="single"/>
         </w:rPr>
-        <w:hyperlink r:id="rId23" w:history="1">
+        <w:hyperlink r:id="rId21" w:history="1">
           <w:r>
             <w:rPr>
               <w:rStyle w:val="Hyperlink"/>
@@ -4026,7 +4051,7 @@
           <w:sz w:val="24"/>
           <w:u w:val="single"/>
         </w:rPr>
-        <w:hyperlink r:id="rId24" w:history="1">
+        <w:hyperlink r:id="rId23" w:history="1">
           <w:r>
             <w:rPr>
               <w:rStyle w:val="Hyperlink"/>
@@ -4044,7 +4069,7 @@
           <w:sz w:val="24"/>
           <w:u w:val="single"/>
         </w:rPr>
-        <w:hyperlink r:id="rId24" w:history="1">
+        <w:hyperlink r:id="rId23" w:history="1">
           <w:r>
             <w:rPr>
               <w:rStyle w:val="Hyperlink"/>
@@ -4062,7 +4087,7 @@
           <w:sz w:val="24"/>
           <w:u w:val="single"/>
         </w:rPr>
-        <w:hyperlink r:id="rId24" w:history="1">
+        <w:hyperlink r:id="rId23" w:history="1">
           <w:r>
             <w:rPr>
               <w:rStyle w:val="Hyperlink"/>
@@ -4080,7 +4105,7 @@
           <w:sz w:val="24"/>
           <w:u w:val="single"/>
         </w:rPr>
-        <w:hyperlink r:id="rId24" w:history="1">
+        <w:hyperlink r:id="rId23" w:history="1">
           <w:r>
             <w:rPr>
               <w:rStyle w:val="Hyperlink"/>
@@ -4101,7 +4126,7 @@
           <w:sz w:val="24"/>
           <w:u w:val="single"/>
         </w:rPr>
-        <w:hyperlink r:id="rId24" w:history="1">
+        <w:hyperlink r:id="rId23" w:history="1">
           <w:r>
             <w:rPr>
               <w:rStyle w:val="Hyperlink"/>
@@ -4119,7 +4144,7 @@
           <w:sz w:val="24"/>
           <w:u w:val="single"/>
         </w:rPr>
-        <w:hyperlink r:id="rId24" w:history="1">
+        <w:hyperlink r:id="rId23" w:history="1">
           <w:r>
             <w:rPr>
               <w:rStyle w:val="Hyperlink"/>
@@ -4137,7 +4162,7 @@
           <w:sz w:val="24"/>
           <w:u w:val="single"/>
         </w:rPr>
-        <w:hyperlink r:id="rId24" w:history="1">
+        <w:hyperlink r:id="rId23" w:history="1">
           <w:r>
             <w:rPr>
               <w:rStyle w:val="Hyperlink"/>
@@ -4155,7 +4180,7 @@
           <w:sz w:val="24"/>
           <w:u w:val="single"/>
         </w:rPr>
-        <w:hyperlink r:id="rId24" w:history="1">
+        <w:hyperlink r:id="rId23" w:history="1">
           <w:r>
             <w:rPr>
               <w:rStyle w:val="Hyperlink"/>
@@ -4173,7 +4198,7 @@
           <w:sz w:val="24"/>
           <w:u w:val="single"/>
         </w:rPr>
-        <w:hyperlink r:id="rId24" w:history="1">
+        <w:hyperlink r:id="rId23" w:history="1">
           <w:r>
             <w:rPr>
               <w:rStyle w:val="Hyperlink"/>
@@ -4191,7 +4216,7 @@
           <w:sz w:val="24"/>
           <w:u w:val="single"/>
         </w:rPr>
-        <w:hyperlink r:id="rId24" w:history="1">
+        <w:hyperlink r:id="rId23" w:history="1">
           <w:r>
             <w:rPr>
               <w:rStyle w:val="Hyperlink"/>
@@ -4219,7 +4244,7 @@
           <w:sz w:val="24"/>
           <w:u w:val="single"/>
         </w:rPr>
-        <w:hyperlink r:id="rId25" w:history="1">
+        <w:hyperlink r:id="rId24" w:history="1">
           <w:r>
             <w:rPr>
               <w:rStyle w:val="Hyperlink"/>
@@ -4237,7 +4262,7 @@
           <w:sz w:val="24"/>
           <w:u w:val="single"/>
         </w:rPr>
-        <w:hyperlink r:id="rId24" w:history="1">
+        <w:hyperlink r:id="rId23" w:history="1">
           <w:r>
             <w:rPr>
               <w:rStyle w:val="Hyperlink"/>
@@ -4374,7 +4399,7 @@
           <w:sz w:val="24"/>
           <w:u w:val="single"/>
         </w:rPr>
-        <w:hyperlink r:id="rId26" w:history="1">
+        <w:hyperlink r:id="rId25" w:history="1">
           <w:r>
             <w:rPr>
               <w:rStyle w:val="Hyperlink"/>
@@ -4392,7 +4417,7 @@
           <w:sz w:val="24"/>
           <w:u w:val="single"/>
         </w:rPr>
-        <w:hyperlink r:id="rId26" w:history="1">
+        <w:hyperlink r:id="rId25" w:history="1">
           <w:r>
             <w:rPr>
               <w:rStyle w:val="Hyperlink"/>
@@ -4410,7 +4435,7 @@
           <w:sz w:val="24"/>
           <w:u w:val="single"/>
         </w:rPr>
-        <w:hyperlink r:id="rId26" w:history="1">
+        <w:hyperlink r:id="rId25" w:history="1">
           <w:r>
             <w:rPr>
               <w:rStyle w:val="Hyperlink"/>
@@ -4428,7 +4453,7 @@
           <w:sz w:val="24"/>
           <w:u w:val="single"/>
         </w:rPr>
-        <w:hyperlink r:id="rId26" w:history="1">
+        <w:hyperlink r:id="rId25" w:history="1">
           <w:r>
             <w:rPr>
               <w:rStyle w:val="Hyperlink"/>
@@ -4456,7 +4481,7 @@
           <w:sz w:val="24"/>
           <w:u w:val="single"/>
         </w:rPr>
-        <w:hyperlink r:id="rId26" w:history="1">
+        <w:hyperlink r:id="rId25" w:history="1">
           <w:r>
             <w:rPr>
               <w:rStyle w:val="Hyperlink"/>
@@ -4474,7 +4499,7 @@
           <w:sz w:val="24"/>
           <w:u w:val="single"/>
         </w:rPr>
-        <w:hyperlink r:id="rId27" w:history="1">
+        <w:hyperlink r:id="rId25" w:history="1">
           <w:r>
             <w:rPr>
               <w:rStyle w:val="Hyperlink"/>
@@ -4503,7 +4528,7 @@
           <w:sz w:val="24"/>
           <w:u w:val="single"/>
         </w:rPr>
-        <w:hyperlink r:id="rId27" w:history="1">
+        <w:hyperlink r:id="rId25" w:history="1">
           <w:r>
             <w:rPr>
               <w:rStyle w:val="Hyperlink"/>

--- a/EXPORTS/DOCX/published/niveau3/English/EMArtis.docx
+++ b/EXPORTS/DOCX/published/niveau3/English/EMArtis.docx
@@ -3555,7 +3555,7 @@
           <w:sz w:val="24"/>
           <w:u w:val="single"/>
         </w:rPr>
-        <w:hyperlink r:id="rId20" w:history="1">
+        <w:hyperlink r:id="rId19" w:history="1">
           <w:r>
             <w:rPr>
               <w:rStyle w:val="Hyperlink"/>
@@ -3602,7 +3602,7 @@
           <w:sz w:val="24"/>
           <w:u w:val="single"/>
         </w:rPr>
-        <w:hyperlink r:id="rId19" w:history="1">
+        <w:hyperlink r:id="rId20" w:history="1">
           <w:r>
             <w:rPr>
               <w:rStyle w:val="Hyperlink"/>
@@ -3637,7 +3637,7 @@
           <w:sz w:val="24"/>
           <w:u w:val="single"/>
         </w:rPr>
-        <w:hyperlink r:id="rId19" w:history="1">
+        <w:hyperlink r:id="rId21" w:history="1">
           <w:r>
             <w:rPr>
               <w:rStyle w:val="Hyperlink"/>
@@ -3666,7 +3666,7 @@
           <w:sz w:val="24"/>
           <w:u w:val="single"/>
         </w:rPr>
-        <w:hyperlink r:id="rId19" w:history="1">
+        <w:hyperlink r:id="rId21" w:history="1">
           <w:r>
             <w:rPr>
               <w:rStyle w:val="Hyperlink"/>
@@ -3784,7 +3784,7 @@
           <w:sz w:val="24"/>
           <w:u w:val="single"/>
         </w:rPr>
-        <w:hyperlink r:id="rId21" w:history="1">
+        <w:hyperlink r:id="rId22" w:history="1">
           <w:r>
             <w:rPr>
               <w:rStyle w:val="Hyperlink"/>
@@ -3802,7 +3802,7 @@
           <w:sz w:val="24"/>
           <w:u w:val="single"/>
         </w:rPr>
-        <w:hyperlink r:id="rId21" w:history="1">
+        <w:hyperlink r:id="rId22" w:history="1">
           <w:r>
             <w:rPr>
               <w:rStyle w:val="Hyperlink"/>
@@ -3820,7 +3820,7 @@
           <w:sz w:val="24"/>
           <w:u w:val="single"/>
         </w:rPr>
-        <w:hyperlink r:id="rId21" w:history="1">
+        <w:hyperlink r:id="rId22" w:history="1">
           <w:r>
             <w:rPr>
               <w:rStyle w:val="Hyperlink"/>
@@ -3838,7 +3838,7 @@
           <w:sz w:val="24"/>
           <w:u w:val="single"/>
         </w:rPr>
-        <w:hyperlink r:id="rId21" w:history="1">
+        <w:hyperlink r:id="rId22" w:history="1">
           <w:r>
             <w:rPr>
               <w:rStyle w:val="Hyperlink"/>
@@ -3884,7 +3884,7 @@
           <w:sz w:val="24"/>
           <w:u w:val="single"/>
         </w:rPr>
-        <w:hyperlink r:id="rId21" w:history="1">
+        <w:hyperlink r:id="rId22" w:history="1">
           <w:r>
             <w:rPr>
               <w:rStyle w:val="Hyperlink"/>
@@ -3913,7 +3913,7 @@
           <w:sz w:val="24"/>
           <w:u w:val="single"/>
         </w:rPr>
-        <w:hyperlink r:id="rId21" w:history="1">
+        <w:hyperlink r:id="rId22" w:history="1">
           <w:r>
             <w:rPr>
               <w:rStyle w:val="Hyperlink"/>
@@ -4481,7 +4481,7 @@
           <w:sz w:val="24"/>
           <w:u w:val="single"/>
         </w:rPr>
-        <w:hyperlink r:id="rId25" w:history="1">
+        <w:hyperlink r:id="rId26" w:history="1">
           <w:r>
             <w:rPr>
               <w:rStyle w:val="Hyperlink"/>
@@ -4528,7 +4528,7 @@
           <w:sz w:val="24"/>
           <w:u w:val="single"/>
         </w:rPr>
-        <w:hyperlink r:id="rId25" w:history="1">
+        <w:hyperlink r:id="rId26" w:history="1">
           <w:r>
             <w:rPr>
               <w:rStyle w:val="Hyperlink"/>

--- a/EXPORTS/DOCX/published/niveau3/English/EMArtis.docx
+++ b/EXPORTS/DOCX/published/niveau3/English/EMArtis.docx
@@ -626,7 +626,7 @@
           <w:sz w:val="24"/>
           <w:u w:val="single"/>
         </w:rPr>
-        <w:hyperlink r:id="rId10" w:history="1">
+        <w:hyperlink r:id="rId11" w:history="1">
           <w:r>
             <w:rPr>
               <w:rStyle w:val="Hyperlink"/>
@@ -3602,7 +3602,7 @@
           <w:sz w:val="24"/>
           <w:u w:val="single"/>
         </w:rPr>
-        <w:hyperlink r:id="rId20" w:history="1">
+        <w:hyperlink r:id="rId19" w:history="1">
           <w:r>
             <w:rPr>
               <w:rStyle w:val="Hyperlink"/>
@@ -3637,7 +3637,7 @@
           <w:sz w:val="24"/>
           <w:u w:val="single"/>
         </w:rPr>
-        <w:hyperlink r:id="rId21" w:history="1">
+        <w:hyperlink r:id="rId19" w:history="1">
           <w:r>
             <w:rPr>
               <w:rStyle w:val="Hyperlink"/>
@@ -3666,7 +3666,7 @@
           <w:sz w:val="24"/>
           <w:u w:val="single"/>
         </w:rPr>
-        <w:hyperlink r:id="rId21" w:history="1">
+        <w:hyperlink r:id="rId20" w:history="1">
           <w:r>
             <w:rPr>
               <w:rStyle w:val="Hyperlink"/>
@@ -3784,7 +3784,7 @@
           <w:sz w:val="24"/>
           <w:u w:val="single"/>
         </w:rPr>
-        <w:hyperlink r:id="rId22" w:history="1">
+        <w:hyperlink r:id="rId21" w:history="1">
           <w:r>
             <w:rPr>
               <w:rStyle w:val="Hyperlink"/>
@@ -3802,7 +3802,7 @@
           <w:sz w:val="24"/>
           <w:u w:val="single"/>
         </w:rPr>
-        <w:hyperlink r:id="rId22" w:history="1">
+        <w:hyperlink r:id="rId21" w:history="1">
           <w:r>
             <w:rPr>
               <w:rStyle w:val="Hyperlink"/>
@@ -3820,7 +3820,7 @@
           <w:sz w:val="24"/>
           <w:u w:val="single"/>
         </w:rPr>
-        <w:hyperlink r:id="rId22" w:history="1">
+        <w:hyperlink r:id="rId21" w:history="1">
           <w:r>
             <w:rPr>
               <w:rStyle w:val="Hyperlink"/>
@@ -3838,7 +3838,7 @@
           <w:sz w:val="24"/>
           <w:u w:val="single"/>
         </w:rPr>
-        <w:hyperlink r:id="rId22" w:history="1">
+        <w:hyperlink r:id="rId21" w:history="1">
           <w:r>
             <w:rPr>
               <w:rStyle w:val="Hyperlink"/>
@@ -3866,7 +3866,7 @@
           <w:sz w:val="24"/>
           <w:u w:val="single"/>
         </w:rPr>
-        <w:hyperlink r:id="rId22" w:history="1">
+        <w:hyperlink r:id="rId21" w:history="1">
           <w:r>
             <w:rPr>
               <w:rStyle w:val="Hyperlink"/>
@@ -3884,7 +3884,7 @@
           <w:sz w:val="24"/>
           <w:u w:val="single"/>
         </w:rPr>
-        <w:hyperlink r:id="rId22" w:history="1">
+        <w:hyperlink r:id="rId21" w:history="1">
           <w:r>
             <w:rPr>
               <w:rStyle w:val="Hyperlink"/>
@@ -3913,7 +3913,7 @@
           <w:sz w:val="24"/>
           <w:u w:val="single"/>
         </w:rPr>
-        <w:hyperlink r:id="rId22" w:history="1">
+        <w:hyperlink r:id="rId21" w:history="1">
           <w:r>
             <w:rPr>
               <w:rStyle w:val="Hyperlink"/>
@@ -4051,7 +4051,7 @@
           <w:sz w:val="24"/>
           <w:u w:val="single"/>
         </w:rPr>
-        <w:hyperlink r:id="rId23" w:history="1">
+        <w:hyperlink r:id="rId22" w:history="1">
           <w:r>
             <w:rPr>
               <w:rStyle w:val="Hyperlink"/>
@@ -4069,7 +4069,7 @@
           <w:sz w:val="24"/>
           <w:u w:val="single"/>
         </w:rPr>
-        <w:hyperlink r:id="rId23" w:history="1">
+        <w:hyperlink r:id="rId22" w:history="1">
           <w:r>
             <w:rPr>
               <w:rStyle w:val="Hyperlink"/>
@@ -4087,7 +4087,7 @@
           <w:sz w:val="24"/>
           <w:u w:val="single"/>
         </w:rPr>
-        <w:hyperlink r:id="rId23" w:history="1">
+        <w:hyperlink r:id="rId22" w:history="1">
           <w:r>
             <w:rPr>
               <w:rStyle w:val="Hyperlink"/>
@@ -4105,7 +4105,7 @@
           <w:sz w:val="24"/>
           <w:u w:val="single"/>
         </w:rPr>
-        <w:hyperlink r:id="rId23" w:history="1">
+        <w:hyperlink r:id="rId22" w:history="1">
           <w:r>
             <w:rPr>
               <w:rStyle w:val="Hyperlink"/>
@@ -4126,7 +4126,7 @@
           <w:sz w:val="24"/>
           <w:u w:val="single"/>
         </w:rPr>
-        <w:hyperlink r:id="rId23" w:history="1">
+        <w:hyperlink r:id="rId22" w:history="1">
           <w:r>
             <w:rPr>
               <w:rStyle w:val="Hyperlink"/>
@@ -4144,7 +4144,7 @@
           <w:sz w:val="24"/>
           <w:u w:val="single"/>
         </w:rPr>
-        <w:hyperlink r:id="rId23" w:history="1">
+        <w:hyperlink r:id="rId22" w:history="1">
           <w:r>
             <w:rPr>
               <w:rStyle w:val="Hyperlink"/>
@@ -4162,7 +4162,7 @@
           <w:sz w:val="24"/>
           <w:u w:val="single"/>
         </w:rPr>
-        <w:hyperlink r:id="rId23" w:history="1">
+        <w:hyperlink r:id="rId22" w:history="1">
           <w:r>
             <w:rPr>
               <w:rStyle w:val="Hyperlink"/>
@@ -4180,7 +4180,7 @@
           <w:sz w:val="24"/>
           <w:u w:val="single"/>
         </w:rPr>
-        <w:hyperlink r:id="rId23" w:history="1">
+        <w:hyperlink r:id="rId22" w:history="1">
           <w:r>
             <w:rPr>
               <w:rStyle w:val="Hyperlink"/>
@@ -4198,7 +4198,7 @@
           <w:sz w:val="24"/>
           <w:u w:val="single"/>
         </w:rPr>
-        <w:hyperlink r:id="rId23" w:history="1">
+        <w:hyperlink r:id="rId22" w:history="1">
           <w:r>
             <w:rPr>
               <w:rStyle w:val="Hyperlink"/>
@@ -4216,7 +4216,7 @@
           <w:sz w:val="24"/>
           <w:u w:val="single"/>
         </w:rPr>
-        <w:hyperlink r:id="rId23" w:history="1">
+        <w:hyperlink r:id="rId22" w:history="1">
           <w:r>
             <w:rPr>
               <w:rStyle w:val="Hyperlink"/>
@@ -4244,7 +4244,7 @@
           <w:sz w:val="24"/>
           <w:u w:val="single"/>
         </w:rPr>
-        <w:hyperlink r:id="rId24" w:history="1">
+        <w:hyperlink r:id="rId23" w:history="1">
           <w:r>
             <w:rPr>
               <w:rStyle w:val="Hyperlink"/>
@@ -4262,7 +4262,7 @@
           <w:sz w:val="24"/>
           <w:u w:val="single"/>
         </w:rPr>
-        <w:hyperlink r:id="rId23" w:history="1">
+        <w:hyperlink r:id="rId22" w:history="1">
           <w:r>
             <w:rPr>
               <w:rStyle w:val="Hyperlink"/>
@@ -4399,7 +4399,7 @@
           <w:sz w:val="24"/>
           <w:u w:val="single"/>
         </w:rPr>
-        <w:hyperlink r:id="rId25" w:history="1">
+        <w:hyperlink r:id="rId24" w:history="1">
           <w:r>
             <w:rPr>
               <w:rStyle w:val="Hyperlink"/>
@@ -4417,7 +4417,7 @@
           <w:sz w:val="24"/>
           <w:u w:val="single"/>
         </w:rPr>
-        <w:hyperlink r:id="rId25" w:history="1">
+        <w:hyperlink r:id="rId24" w:history="1">
           <w:r>
             <w:rPr>
               <w:rStyle w:val="Hyperlink"/>
@@ -4435,7 +4435,7 @@
           <w:sz w:val="24"/>
           <w:u w:val="single"/>
         </w:rPr>
-        <w:hyperlink r:id="rId25" w:history="1">
+        <w:hyperlink r:id="rId24" w:history="1">
           <w:r>
             <w:rPr>
               <w:rStyle w:val="Hyperlink"/>
@@ -4453,7 +4453,7 @@
           <w:sz w:val="24"/>
           <w:u w:val="single"/>
         </w:rPr>
-        <w:hyperlink r:id="rId25" w:history="1">
+        <w:hyperlink r:id="rId24" w:history="1">
           <w:r>
             <w:rPr>
               <w:rStyle w:val="Hyperlink"/>
@@ -4481,7 +4481,7 @@
           <w:sz w:val="24"/>
           <w:u w:val="single"/>
         </w:rPr>
-        <w:hyperlink r:id="rId26" w:history="1">
+        <w:hyperlink r:id="rId25" w:history="1">
           <w:r>
             <w:rPr>
               <w:rStyle w:val="Hyperlink"/>
@@ -4528,7 +4528,7 @@
           <w:sz w:val="24"/>
           <w:u w:val="single"/>
         </w:rPr>
-        <w:hyperlink r:id="rId26" w:history="1">
+        <w:hyperlink r:id="rId25" w:history="1">
           <w:r>
             <w:rPr>
               <w:rStyle w:val="Hyperlink"/>
